--- a/Module2_OOP/Report/Шакуров_Модуль2.docx
+++ b/Module2_OOP/Report/Шакуров_Модуль2.docx
@@ -839,7 +839,18 @@
           <w:u w:val="single"/>
           <w14:ligatures w14:val="standardContextual"/>
         </w:rPr>
-        <w:t>01</w:t>
+        <w:t>0</w:t>
+      </w:r>
+      <w:r>
+        <w:rPr>
+          <w:rFonts w:ascii="Times New Roman" w:eastAsia="Calibri" w:hAnsi="Times New Roman" w:cs="Times New Roman"/>
+          <w:kern w:val="2"/>
+          <w:sz w:val="24"/>
+          <w:szCs w:val="24"/>
+          <w:u w:val="single"/>
+          <w14:ligatures w14:val="standardContextual"/>
+        </w:rPr>
+        <w:t>3</w:t>
       </w:r>
       <w:r>
         <w:rPr>
@@ -2353,8 +2364,8 @@
         <w:rPr>
           <w:rFonts w:ascii="Cascadia Mono" w:hAnsi="Cascadia Mono" w:cs="Cascadia Mono"/>
           <w:color w:val="000000"/>
-          <w:sz w:val="18"/>
-          <w:szCs w:val="18"/>
+          <w:sz w:val="16"/>
+          <w:szCs w:val="16"/>
         </w:rPr>
       </w:pPr>
       <w:proofErr w:type="spellStart"/>
@@ -2362,8 +2373,8 @@
         <w:rPr>
           <w:rFonts w:ascii="Cascadia Mono" w:hAnsi="Cascadia Mono" w:cs="Cascadia Mono"/>
           <w:color w:val="0000FF"/>
-          <w:sz w:val="18"/>
-          <w:szCs w:val="18"/>
+          <w:sz w:val="16"/>
+          <w:szCs w:val="16"/>
         </w:rPr>
         <w:lastRenderedPageBreak/>
         <w:t>using</w:t>
@@ -2373,8 +2384,8 @@
         <w:rPr>
           <w:rFonts w:ascii="Cascadia Mono" w:hAnsi="Cascadia Mono" w:cs="Cascadia Mono"/>
           <w:color w:val="000000"/>
-          <w:sz w:val="18"/>
-          <w:szCs w:val="18"/>
+          <w:sz w:val="16"/>
+          <w:szCs w:val="16"/>
         </w:rPr>
         <w:t xml:space="preserve"> System;</w:t>
       </w:r>
@@ -32498,6 +32509,7 @@
       </w:pPr>
       <w:r>
         <w:rPr>
+          <w:noProof/>
           <w:lang w:eastAsia="ru-BY"/>
         </w:rPr>
         <w:drawing>
@@ -32603,25 +32615,7 @@
           <w:szCs w:val="24"/>
           <w:lang w:eastAsia="ru-BY"/>
         </w:rPr>
-        <w:t xml:space="preserve">Листинг </w:t>
-      </w:r>
-      <w:r>
-        <w:rPr>
-          <w:rFonts w:ascii="Times New Roman" w:hAnsi="Times New Roman" w:cs="Times New Roman"/>
-          <w:sz w:val="24"/>
-          <w:szCs w:val="24"/>
-          <w:lang w:eastAsia="ru-BY"/>
-        </w:rPr>
-        <w:t>7</w:t>
-      </w:r>
-      <w:r>
-        <w:rPr>
-          <w:rFonts w:ascii="Times New Roman" w:hAnsi="Times New Roman" w:cs="Times New Roman"/>
-          <w:sz w:val="24"/>
-          <w:szCs w:val="24"/>
-          <w:lang w:eastAsia="ru-BY"/>
-        </w:rPr>
-        <w:t>.</w:t>
+        <w:t>Листинг 7.</w:t>
       </w:r>
       <w:r>
         <w:rPr>
@@ -32662,15 +32656,7 @@
           <w:sz w:val="24"/>
           <w:szCs w:val="24"/>
         </w:rPr>
-        <w:t>3</w:t>
-      </w:r>
-      <w:r>
-        <w:rPr>
-          <w:rFonts w:ascii="Times New Roman" w:hAnsi="Times New Roman" w:cs="Times New Roman"/>
-          <w:sz w:val="24"/>
-          <w:szCs w:val="24"/>
-        </w:rPr>
-        <w:t>.</w:t>
+        <w:t>3.</w:t>
       </w:r>
     </w:p>
     <w:p>
@@ -46511,6 +46497,9 @@
         <w:pStyle w:val="a8"/>
       </w:pPr>
       <w:r>
+        <w:rPr>
+          <w:noProof/>
+        </w:rPr>
         <w:drawing>
           <wp:inline distT="0" distB="0" distL="0" distR="0" wp14:anchorId="27B1A202" wp14:editId="07191C49">
             <wp:extent cx="4035425" cy="1610719"/>
